--- a/public/sinov-dasturlari/dizel-pogruzchik-emc.docx
+++ b/public/sinov-dasturlari/dizel-pogruzchik-emc.docx
@@ -5,7 +5,7 @@
     <w:tbl>
       <w:tblPr>
         <w:tblStyle w:val="3"/>
-        <w:tblW w:w="5361" w:type="pct"/>
+        <w:tblW w:w="5422" w:type="pct"/>
         <w:tblInd w:w="-497" w:type="dxa"/>
         <w:tblBorders>
           <w:top w:val="single" w:color="auto" w:sz="6" w:space="0"/>
@@ -24,9 +24,10 @@
         </w:tblCellMar>
       </w:tblPr>
       <w:tblGrid>
-        <w:gridCol w:w="3481"/>
-        <w:gridCol w:w="2691"/>
-        <w:gridCol w:w="2884"/>
+        <w:gridCol w:w="479"/>
+        <w:gridCol w:w="2656"/>
+        <w:gridCol w:w="2179"/>
+        <w:gridCol w:w="3845"/>
       </w:tblGrid>
       <w:tr>
         <w:tblPrEx>
@@ -50,7 +51,7 @@
         </w:trPr>
         <w:tc>
           <w:tcPr>
-            <w:tcW w:w="1921" w:type="pct"/>
+            <w:tcW w:w="261" w:type="pct"/>
             <w:tcBorders>
               <w:top w:val="single" w:color="auto" w:sz="6" w:space="0"/>
               <w:left w:val="single" w:color="auto" w:sz="6" w:space="0"/>
@@ -61,33 +62,28 @@
           </w:tcPr>
           <w:p>
             <w:pPr>
-              <w:overflowPunct w:val="0"/>
-              <w:autoSpaceDE w:val="0"/>
-              <w:autoSpaceDN w:val="0"/>
-              <w:adjustRightInd w:val="0"/>
-              <w:jc w:val="center"/>
-              <w:rPr>
-                <w:rFonts w:ascii="Times New Roman" w:hAnsi="Times New Roman" w:cs="Times New Roman"/>
-                <w:bCs/>
-                <w:sz w:val="22"/>
-                <w:szCs w:val="22"/>
-              </w:rPr>
-            </w:pPr>
-            <w:r>
-              <w:rPr>
-                <w:rFonts w:ascii="Times New Roman" w:hAnsi="Times New Roman" w:eastAsia="SimSun" w:cs="Times New Roman"/>
-                <w:bCs/>
-                <w:sz w:val="22"/>
-                <w:szCs w:val="22"/>
-                <w:lang w:val="ru" w:bidi="ar"/>
-              </w:rPr>
-              <w:t>Устойчивость к электростатическим разрядам</w:t>
+              <w:jc w:val="center"/>
+              <w:rPr>
+                <w:rFonts w:hint="default" w:ascii="Times New Roman" w:hAnsi="Times New Roman" w:cs="Times New Roman"/>
+                <w:bCs/>
+                <w:sz w:val="24"/>
+                <w:szCs w:val="24"/>
+              </w:rPr>
+            </w:pPr>
+            <w:r>
+              <w:rPr>
+                <w:rFonts w:hint="default" w:ascii="Times New Roman" w:hAnsi="Times New Roman" w:cs="Times New Roman"/>
+                <w:bCs/>
+                <w:sz w:val="24"/>
+                <w:szCs w:val="24"/>
+              </w:rPr>
+              <w:t>1</w:t>
             </w:r>
           </w:p>
         </w:tc>
         <w:tc>
           <w:tcPr>
-            <w:tcW w:w="1485" w:type="pct"/>
+            <w:tcW w:w="1449" w:type="pct"/>
             <w:tcBorders>
               <w:top w:val="single" w:color="auto" w:sz="6" w:space="0"/>
               <w:left w:val="single" w:color="auto" w:sz="6" w:space="0"/>
@@ -98,86 +94,30 @@
           </w:tcPr>
           <w:p>
             <w:pPr>
-              <w:overflowPunct w:val="0"/>
-              <w:autoSpaceDE w:val="0"/>
-              <w:autoSpaceDN w:val="0"/>
-              <w:adjustRightInd w:val="0"/>
-              <w:jc w:val="center"/>
-              <w:rPr>
-                <w:rFonts w:ascii="Times New Roman" w:hAnsi="Times New Roman" w:eastAsia="SimSun" w:cs="Times New Roman"/>
-                <w:bCs/>
-                <w:sz w:val="22"/>
-                <w:szCs w:val="22"/>
-                <w:lang w:val="ru" w:bidi="ar"/>
-              </w:rPr>
-            </w:pPr>
-            <w:r>
-              <w:rPr>
-                <w:rFonts w:ascii="Times New Roman" w:hAnsi="Times New Roman" w:eastAsia="SimSun" w:cs="Times New Roman"/>
-                <w:bCs/>
-                <w:sz w:val="22"/>
-                <w:szCs w:val="22"/>
-                <w:lang w:val="ru" w:bidi="ar"/>
-              </w:rPr>
-              <w:t xml:space="preserve">UzTR.389-010:2016 Приложение № 2, </w:t>
-            </w:r>
-          </w:p>
-          <w:p>
-            <w:pPr>
-              <w:overflowPunct w:val="0"/>
-              <w:autoSpaceDE w:val="0"/>
-              <w:autoSpaceDN w:val="0"/>
-              <w:adjustRightInd w:val="0"/>
-              <w:jc w:val="center"/>
-              <w:rPr>
-                <w:rFonts w:ascii="Times New Roman" w:hAnsi="Times New Roman" w:cs="Times New Roman"/>
-                <w:bCs/>
-                <w:sz w:val="22"/>
-                <w:szCs w:val="22"/>
-                <w:lang w:val="ru"/>
-              </w:rPr>
-            </w:pPr>
-            <w:r>
-              <w:rPr>
-                <w:rFonts w:ascii="Times New Roman" w:hAnsi="Times New Roman" w:eastAsia="SimSun" w:cs="Times New Roman"/>
-                <w:bCs/>
-                <w:sz w:val="22"/>
-                <w:szCs w:val="22"/>
-                <w:lang w:val="ru" w:bidi="ar"/>
-              </w:rPr>
-              <w:t>Раздел VI, § 1,</w:t>
-            </w:r>
-          </w:p>
-          <w:p>
-            <w:pPr>
-              <w:overflowPunct w:val="0"/>
-              <w:autoSpaceDE w:val="0"/>
-              <w:autoSpaceDN w:val="0"/>
-              <w:adjustRightInd w:val="0"/>
-              <w:jc w:val="center"/>
-              <w:rPr>
-                <w:rFonts w:ascii="Times New Roman" w:hAnsi="Times New Roman" w:cs="Times New Roman"/>
-                <w:bCs/>
-                <w:sz w:val="22"/>
-                <w:szCs w:val="22"/>
-                <w:lang w:val="ru-RU"/>
-              </w:rPr>
-            </w:pPr>
-            <w:r>
-              <w:rPr>
-                <w:rFonts w:ascii="Times New Roman" w:hAnsi="Times New Roman" w:eastAsia="SimSun" w:cs="Times New Roman"/>
-                <w:bCs/>
-                <w:sz w:val="22"/>
-                <w:szCs w:val="22"/>
-                <w:lang w:val="ru" w:bidi="ar"/>
-              </w:rPr>
-              <w:t>таб. № 6.1</w:t>
+              <w:jc w:val="center"/>
+              <w:rPr>
+                <w:rFonts w:hint="default" w:ascii="Times New Roman" w:hAnsi="Times New Roman" w:cs="Times New Roman"/>
+                <w:bCs/>
+                <w:sz w:val="24"/>
+                <w:szCs w:val="24"/>
+                <w:lang w:val="uz-Cyrl-UZ"/>
+              </w:rPr>
+            </w:pPr>
+            <w:r>
+              <w:rPr>
+                <w:rFonts w:hint="default" w:ascii="Times New Roman" w:hAnsi="Times New Roman" w:cs="Times New Roman"/>
+                <w:bCs/>
+                <w:sz w:val="24"/>
+                <w:szCs w:val="24"/>
+                <w:lang w:eastAsia="zh-CN" w:bidi="ar"/>
+              </w:rPr>
+              <w:t>Уровень напряженности поля ИРП</w:t>
             </w:r>
           </w:p>
         </w:tc>
         <w:tc>
           <w:tcPr>
-            <w:tcW w:w="1592" w:type="pct"/>
+            <w:tcW w:w="1189" w:type="pct"/>
             <w:tcBorders>
               <w:top w:val="single" w:color="auto" w:sz="6" w:space="0"/>
               <w:left w:val="single" w:color="auto" w:sz="6" w:space="0"/>
@@ -188,47 +128,120 @@
           </w:tcPr>
           <w:p>
             <w:pPr>
-              <w:overflowPunct w:val="0"/>
-              <w:autoSpaceDE w:val="0"/>
-              <w:autoSpaceDN w:val="0"/>
-              <w:adjustRightInd w:val="0"/>
-              <w:jc w:val="center"/>
-              <w:rPr>
-                <w:rFonts w:ascii="Times New Roman" w:hAnsi="Times New Roman" w:cs="Times New Roman"/>
-                <w:bCs/>
-                <w:sz w:val="22"/>
-                <w:szCs w:val="22"/>
-              </w:rPr>
-            </w:pPr>
-            <w:r>
-              <w:rPr>
-                <w:rFonts w:ascii="Times New Roman" w:hAnsi="Times New Roman" w:eastAsia="SimSun" w:cs="Times New Roman"/>
-                <w:bCs/>
-                <w:sz w:val="22"/>
-                <w:szCs w:val="22"/>
-                <w:lang w:bidi="ar"/>
-              </w:rPr>
-              <w:t xml:space="preserve">O‘zMSt IEC 61000-4-2:2023 </w:t>
-            </w:r>
-            <w:r>
-              <w:rPr>
-                <w:rFonts w:ascii="Times New Roman" w:hAnsi="Times New Roman" w:eastAsia="SimSun" w:cs="Times New Roman"/>
-                <w:bCs/>
-                <w:sz w:val="22"/>
-                <w:szCs w:val="22"/>
-                <w:lang w:val="ru" w:bidi="ar"/>
-              </w:rPr>
-              <w:t xml:space="preserve">раздел </w:t>
-            </w:r>
-            <w:r>
-              <w:rPr>
-                <w:rFonts w:ascii="Times New Roman" w:hAnsi="Times New Roman" w:eastAsia="SimSun" w:cs="Times New Roman"/>
-                <w:bCs/>
-                <w:sz w:val="22"/>
-                <w:szCs w:val="22"/>
-                <w:lang w:bidi="ar"/>
-              </w:rPr>
-              <w:t>8</w:t>
+              <w:jc w:val="center"/>
+              <w:rPr>
+                <w:rFonts w:hint="default" w:ascii="Times New Roman" w:hAnsi="Times New Roman" w:cs="Times New Roman"/>
+                <w:bCs/>
+                <w:sz w:val="24"/>
+                <w:szCs w:val="24"/>
+                <w:lang w:val="ru"/>
+              </w:rPr>
+            </w:pPr>
+            <w:r>
+              <w:rPr>
+                <w:rFonts w:hint="default" w:ascii="Times New Roman" w:hAnsi="Times New Roman" w:cs="Times New Roman"/>
+                <w:bCs/>
+                <w:sz w:val="24"/>
+                <w:szCs w:val="24"/>
+                <w:lang w:val="ru" w:eastAsia="zh-CN" w:bidi="ar"/>
+              </w:rPr>
+              <w:t xml:space="preserve">UzTR.389-010:2016 Приложение № 2, Раздел </w:t>
+            </w:r>
+            <w:r>
+              <w:rPr>
+                <w:rFonts w:hint="default" w:ascii="Times New Roman" w:hAnsi="Times New Roman" w:cs="Times New Roman"/>
+                <w:bCs/>
+                <w:sz w:val="24"/>
+                <w:szCs w:val="24"/>
+                <w:lang w:val="en-US" w:eastAsia="zh-CN" w:bidi="ar"/>
+              </w:rPr>
+              <w:t>V</w:t>
+            </w:r>
+            <w:r>
+              <w:rPr>
+                <w:rFonts w:hint="default" w:ascii="Times New Roman" w:hAnsi="Times New Roman" w:cs="Times New Roman"/>
+                <w:bCs/>
+                <w:sz w:val="24"/>
+                <w:szCs w:val="24"/>
+                <w:lang w:val="ru" w:eastAsia="zh-CN" w:bidi="ar"/>
+              </w:rPr>
+              <w:t>, § 1,</w:t>
+            </w:r>
+          </w:p>
+          <w:p>
+            <w:pPr>
+              <w:jc w:val="center"/>
+              <w:rPr>
+                <w:rFonts w:hint="default" w:ascii="Times New Roman" w:hAnsi="Times New Roman" w:cs="Times New Roman"/>
+                <w:bCs/>
+                <w:sz w:val="24"/>
+                <w:szCs w:val="24"/>
+              </w:rPr>
+            </w:pPr>
+            <w:r>
+              <w:rPr>
+                <w:rFonts w:hint="default" w:ascii="Times New Roman" w:hAnsi="Times New Roman" w:cs="Times New Roman"/>
+                <w:bCs/>
+                <w:sz w:val="24"/>
+                <w:szCs w:val="24"/>
+                <w:lang w:val="ru" w:eastAsia="zh-CN" w:bidi="ar"/>
+              </w:rPr>
+              <w:t>таб. № 5.1</w:t>
+            </w:r>
+          </w:p>
+        </w:tc>
+        <w:tc>
+          <w:tcPr>
+            <w:tcW w:w="2099" w:type="pct"/>
+            <w:tcBorders>
+              <w:top w:val="single" w:color="auto" w:sz="6" w:space="0"/>
+              <w:left w:val="single" w:color="auto" w:sz="6" w:space="0"/>
+              <w:bottom w:val="single" w:color="auto" w:sz="6" w:space="0"/>
+              <w:right w:val="single" w:color="auto" w:sz="6" w:space="0"/>
+            </w:tcBorders>
+            <w:vAlign w:val="center"/>
+          </w:tcPr>
+          <w:p>
+            <w:pPr>
+              <w:jc w:val="center"/>
+              <w:rPr>
+                <w:rFonts w:hint="default" w:ascii="Times New Roman" w:hAnsi="Times New Roman" w:cs="Times New Roman"/>
+                <w:bCs/>
+                <w:sz w:val="24"/>
+                <w:szCs w:val="24"/>
+                <w:lang w:val="ru" w:eastAsia="zh-CN" w:bidi="ar"/>
+              </w:rPr>
+            </w:pPr>
+            <w:r>
+              <w:rPr>
+                <w:rFonts w:hint="default" w:ascii="Times New Roman" w:hAnsi="Times New Roman" w:cs="Times New Roman"/>
+                <w:bCs/>
+                <w:sz w:val="24"/>
+                <w:szCs w:val="24"/>
+                <w:lang w:val="ru" w:eastAsia="zh-CN" w:bidi="ar"/>
+              </w:rPr>
+              <w:t xml:space="preserve">ГОСТ CISPR 14-1-2022 </w:t>
+            </w:r>
+          </w:p>
+          <w:p>
+            <w:pPr>
+              <w:jc w:val="center"/>
+              <w:rPr>
+                <w:rFonts w:hint="default" w:ascii="Times New Roman" w:hAnsi="Times New Roman" w:cs="Times New Roman"/>
+                <w:bCs/>
+                <w:sz w:val="24"/>
+                <w:szCs w:val="24"/>
+              </w:rPr>
+            </w:pPr>
+            <w:r>
+              <w:rPr>
+                <w:rFonts w:hint="default" w:ascii="Times New Roman" w:hAnsi="Times New Roman" w:cs="Times New Roman"/>
+                <w:bCs/>
+                <w:sz w:val="24"/>
+                <w:szCs w:val="24"/>
+                <w:lang w:val="ru" w:eastAsia="zh-CN" w:bidi="ar"/>
+              </w:rPr>
+              <w:t>раздел 9</w:t>
             </w:r>
           </w:p>
         </w:tc>
@@ -255,7 +268,7 @@
         </w:trPr>
         <w:tc>
           <w:tcPr>
-            <w:tcW w:w="1921" w:type="pct"/>
+            <w:tcW w:w="261" w:type="pct"/>
             <w:tcBorders>
               <w:top w:val="single" w:color="auto" w:sz="6" w:space="0"/>
               <w:left w:val="single" w:color="auto" w:sz="6" w:space="0"/>
@@ -266,34 +279,30 @@
           </w:tcPr>
           <w:p>
             <w:pPr>
-              <w:overflowPunct w:val="0"/>
-              <w:autoSpaceDE w:val="0"/>
-              <w:autoSpaceDN w:val="0"/>
-              <w:adjustRightInd w:val="0"/>
-              <w:jc w:val="center"/>
-              <w:rPr>
-                <w:rFonts w:ascii="Times New Roman" w:hAnsi="Times New Roman" w:cs="Times New Roman"/>
-                <w:bCs/>
-                <w:sz w:val="22"/>
-                <w:szCs w:val="22"/>
-                <w:lang w:val="uz-Cyrl-UZ"/>
-              </w:rPr>
-            </w:pPr>
-            <w:r>
-              <w:rPr>
-                <w:rFonts w:ascii="Times New Roman" w:hAnsi="Times New Roman" w:eastAsia="SimSun" w:cs="Times New Roman"/>
-                <w:bCs/>
-                <w:sz w:val="22"/>
-                <w:szCs w:val="22"/>
-                <w:lang w:bidi="ar"/>
-              </w:rPr>
-              <w:t>Уровень напряженности поля ИРП</w:t>
+              <w:jc w:val="center"/>
+              <w:rPr>
+                <w:rFonts w:hint="default" w:ascii="Times New Roman" w:hAnsi="Times New Roman" w:cs="Times New Roman"/>
+                <w:bCs/>
+                <w:sz w:val="24"/>
+                <w:szCs w:val="24"/>
+                <w:lang w:val="en-US"/>
+              </w:rPr>
+            </w:pPr>
+            <w:r>
+              <w:rPr>
+                <w:rFonts w:hint="default" w:ascii="Times New Roman" w:hAnsi="Times New Roman" w:cs="Times New Roman"/>
+                <w:bCs/>
+                <w:sz w:val="24"/>
+                <w:szCs w:val="24"/>
+                <w:lang w:val="en-US"/>
+              </w:rPr>
+              <w:t>2</w:t>
             </w:r>
           </w:p>
         </w:tc>
         <w:tc>
           <w:tcPr>
-            <w:tcW w:w="1485" w:type="pct"/>
+            <w:tcW w:w="1449" w:type="pct"/>
             <w:tcBorders>
               <w:top w:val="single" w:color="auto" w:sz="6" w:space="0"/>
               <w:left w:val="single" w:color="auto" w:sz="6" w:space="0"/>
@@ -304,106 +313,36 @@
           </w:tcPr>
           <w:p>
             <w:pPr>
-              <w:overflowPunct w:val="0"/>
-              <w:autoSpaceDE w:val="0"/>
-              <w:autoSpaceDN w:val="0"/>
-              <w:adjustRightInd w:val="0"/>
-              <w:jc w:val="center"/>
-              <w:rPr>
-                <w:rFonts w:ascii="Times New Roman" w:hAnsi="Times New Roman" w:eastAsia="SimSun" w:cs="Times New Roman"/>
-                <w:bCs/>
-                <w:sz w:val="22"/>
-                <w:szCs w:val="22"/>
+              <w:jc w:val="center"/>
+              <w:rPr>
+                <w:rFonts w:hint="default" w:ascii="Times New Roman" w:hAnsi="Times New Roman" w:cs="Times New Roman"/>
+                <w:bCs/>
+                <w:sz w:val="24"/>
+                <w:szCs w:val="24"/>
+                <w:lang w:val="uz-Cyrl-UZ"/>
+              </w:rPr>
+            </w:pPr>
+            <w:r>
+              <w:rPr>
+                <w:rFonts w:hint="default" w:ascii="Times New Roman" w:hAnsi="Times New Roman" w:eastAsia="SimSun" w:cs="Times New Roman"/>
+                <w:bCs/>
                 <w:lang w:val="ru" w:bidi="ar"/>
               </w:rPr>
-            </w:pPr>
-            <w:r>
-              <w:rPr>
-                <w:rFonts w:ascii="Times New Roman" w:hAnsi="Times New Roman" w:eastAsia="SimSun" w:cs="Times New Roman"/>
-                <w:bCs/>
-                <w:sz w:val="22"/>
-                <w:szCs w:val="22"/>
-                <w:lang w:val="ru" w:bidi="ar"/>
-              </w:rPr>
-              <w:t xml:space="preserve">UzTR.389-010:2016 Приложение № 2, </w:t>
-            </w:r>
-          </w:p>
-          <w:p>
-            <w:pPr>
-              <w:overflowPunct w:val="0"/>
-              <w:autoSpaceDE w:val="0"/>
-              <w:autoSpaceDN w:val="0"/>
-              <w:adjustRightInd w:val="0"/>
-              <w:jc w:val="center"/>
-              <w:rPr>
-                <w:rFonts w:ascii="Times New Roman" w:hAnsi="Times New Roman" w:cs="Times New Roman"/>
-                <w:bCs/>
-                <w:sz w:val="22"/>
-                <w:szCs w:val="22"/>
-                <w:lang w:val="ru"/>
-              </w:rPr>
-            </w:pPr>
-            <w:r>
-              <w:rPr>
-                <w:rFonts w:ascii="Times New Roman" w:hAnsi="Times New Roman" w:eastAsia="SimSun" w:cs="Times New Roman"/>
-                <w:bCs/>
-                <w:sz w:val="22"/>
-                <w:szCs w:val="22"/>
-                <w:lang w:val="ru" w:bidi="ar"/>
-              </w:rPr>
-              <w:t xml:space="preserve">Раздел </w:t>
-            </w:r>
-            <w:r>
-              <w:rPr>
-                <w:rFonts w:ascii="Times New Roman" w:hAnsi="Times New Roman" w:eastAsia="SimSun" w:cs="Times New Roman"/>
-                <w:bCs/>
-                <w:sz w:val="22"/>
-                <w:szCs w:val="22"/>
+              <w:t xml:space="preserve">Устойчивость к </w:t>
+            </w:r>
+            <w:r>
+              <w:rPr>
+                <w:rFonts w:hint="default" w:ascii="Times New Roman" w:hAnsi="Times New Roman" w:eastAsia="SimSun" w:cs="Times New Roman"/>
+                <w:bCs/>
                 <w:lang w:bidi="ar"/>
               </w:rPr>
-              <w:t>V</w:t>
-            </w:r>
-            <w:r>
-              <w:rPr>
-                <w:rFonts w:ascii="Times New Roman" w:hAnsi="Times New Roman" w:eastAsia="SimSun" w:cs="Times New Roman"/>
-                <w:bCs/>
-                <w:sz w:val="22"/>
-                <w:szCs w:val="22"/>
-                <w:lang w:val="ru" w:bidi="ar"/>
-              </w:rPr>
-              <w:t>, § 1,</w:t>
-            </w:r>
-          </w:p>
-          <w:p>
-            <w:pPr>
-              <w:overflowPunct w:val="0"/>
-              <w:autoSpaceDE w:val="0"/>
-              <w:autoSpaceDN w:val="0"/>
-              <w:adjustRightInd w:val="0"/>
-              <w:jc w:val="center"/>
-              <w:rPr>
-                <w:rFonts w:ascii="Times New Roman" w:hAnsi="Times New Roman" w:cs="Times New Roman"/>
-                <w:bCs/>
-                <w:sz w:val="22"/>
-                <w:szCs w:val="22"/>
-                <w:lang w:val="ru-RU"/>
-              </w:rPr>
-            </w:pPr>
-            <w:r>
-              <w:rPr>
-                <w:rFonts w:ascii="Times New Roman" w:hAnsi="Times New Roman" w:eastAsia="SimSun" w:cs="Times New Roman"/>
-                <w:bCs/>
-                <w:sz w:val="22"/>
-                <w:szCs w:val="22"/>
-                <w:lang w:val="ru" w:bidi="ar"/>
-              </w:rPr>
-              <w:t>таб. № 5.1</w:t>
+              <w:t>радиочастотному электромагнитному полю</w:t>
             </w:r>
           </w:p>
         </w:tc>
         <w:tc>
           <w:tcPr>
-            <w:tcW w:w="1592" w:type="pct"/>
+            <w:tcW w:w="1189" w:type="pct"/>
             <w:tcBorders>
               <w:top w:val="single" w:color="auto" w:sz="6" w:space="0"/>
               <w:left w:val="single" w:color="auto" w:sz="6" w:space="0"/>
@@ -420,22 +359,18 @@
               <w:adjustRightInd w:val="0"/>
               <w:jc w:val="center"/>
               <w:rPr>
-                <w:rFonts w:ascii="Times New Roman" w:hAnsi="Times New Roman" w:eastAsia="SimSun" w:cs="Times New Roman"/>
-                <w:bCs/>
-                <w:sz w:val="22"/>
-                <w:szCs w:val="22"/>
+                <w:rFonts w:hint="default" w:ascii="Times New Roman" w:hAnsi="Times New Roman" w:eastAsia="SimSun" w:cs="Times New Roman"/>
+                <w:bCs/>
                 <w:lang w:val="ru" w:bidi="ar"/>
               </w:rPr>
             </w:pPr>
             <w:r>
               <w:rPr>
-                <w:rFonts w:ascii="Times New Roman" w:hAnsi="Times New Roman" w:eastAsia="SimSun" w:cs="Times New Roman"/>
-                <w:bCs/>
-                <w:sz w:val="22"/>
-                <w:szCs w:val="22"/>
+                <w:rFonts w:hint="default" w:ascii="Times New Roman" w:hAnsi="Times New Roman" w:eastAsia="SimSun" w:cs="Times New Roman"/>
+                <w:bCs/>
                 <w:lang w:val="ru" w:bidi="ar"/>
               </w:rPr>
-              <w:t>ГОСТ CISPR 14-1-2022</w:t>
+              <w:t xml:space="preserve">UzTR.389-010:2016 Приложение № 2, </w:t>
             </w:r>
           </w:p>
           <w:p>
@@ -446,30 +381,114 @@
               <w:adjustRightInd w:val="0"/>
               <w:jc w:val="center"/>
               <w:rPr>
-                <w:rFonts w:ascii="Times New Roman" w:hAnsi="Times New Roman" w:cs="Times New Roman"/>
-                <w:bCs/>
-                <w:sz w:val="22"/>
-                <w:szCs w:val="22"/>
-              </w:rPr>
-            </w:pPr>
-            <w:r>
-              <w:rPr>
-                <w:rFonts w:ascii="Times New Roman" w:hAnsi="Times New Roman" w:eastAsia="SimSun" w:cs="Times New Roman"/>
-                <w:bCs/>
-                <w:sz w:val="22"/>
-                <w:szCs w:val="22"/>
+                <w:rFonts w:hint="default" w:ascii="Times New Roman" w:hAnsi="Times New Roman" w:cs="Times New Roman"/>
+                <w:bCs/>
+                <w:lang w:val="ru"/>
+              </w:rPr>
+            </w:pPr>
+            <w:r>
+              <w:rPr>
+                <w:rFonts w:hint="default" w:ascii="Times New Roman" w:hAnsi="Times New Roman" w:eastAsia="SimSun" w:cs="Times New Roman"/>
+                <w:bCs/>
                 <w:lang w:val="ru" w:bidi="ar"/>
               </w:rPr>
-              <w:t>раздел 9</w:t>
+              <w:t>Раздел I</w:t>
+            </w:r>
+            <w:r>
+              <w:rPr>
+                <w:rFonts w:hint="default" w:ascii="Times New Roman" w:hAnsi="Times New Roman" w:eastAsia="SimSun" w:cs="Times New Roman"/>
+                <w:bCs/>
+                <w:lang w:bidi="ar"/>
+              </w:rPr>
+              <w:t>V</w:t>
+            </w:r>
+            <w:r>
+              <w:rPr>
+                <w:rFonts w:hint="default" w:ascii="Times New Roman" w:hAnsi="Times New Roman" w:eastAsia="SimSun" w:cs="Times New Roman"/>
+                <w:bCs/>
+                <w:lang w:val="ru" w:bidi="ar"/>
+              </w:rPr>
+              <w:t>, § 1,</w:t>
+            </w:r>
+          </w:p>
+          <w:p>
+            <w:pPr>
+              <w:jc w:val="center"/>
+              <w:rPr>
+                <w:rFonts w:hint="default" w:ascii="Times New Roman" w:hAnsi="Times New Roman" w:cs="Times New Roman"/>
+                <w:bCs/>
+                <w:sz w:val="24"/>
+                <w:szCs w:val="24"/>
+              </w:rPr>
+            </w:pPr>
+            <w:r>
+              <w:rPr>
+                <w:rFonts w:hint="default" w:ascii="Times New Roman" w:hAnsi="Times New Roman" w:eastAsia="SimSun" w:cs="Times New Roman"/>
+                <w:bCs/>
+                <w:lang w:val="ru" w:bidi="ar"/>
+              </w:rPr>
+              <w:t>таб. № 4.1</w:t>
+            </w:r>
+          </w:p>
+        </w:tc>
+        <w:tc>
+          <w:tcPr>
+            <w:tcW w:w="2099" w:type="pct"/>
+            <w:tcBorders>
+              <w:top w:val="single" w:color="auto" w:sz="6" w:space="0"/>
+              <w:left w:val="single" w:color="auto" w:sz="6" w:space="0"/>
+              <w:bottom w:val="single" w:color="auto" w:sz="6" w:space="0"/>
+              <w:right w:val="single" w:color="auto" w:sz="6" w:space="0"/>
+            </w:tcBorders>
+            <w:vAlign w:val="center"/>
+          </w:tcPr>
+          <w:p>
+            <w:pPr>
+              <w:overflowPunct w:val="0"/>
+              <w:autoSpaceDE w:val="0"/>
+              <w:autoSpaceDN w:val="0"/>
+              <w:adjustRightInd w:val="0"/>
+              <w:jc w:val="center"/>
+              <w:rPr>
+                <w:rFonts w:hint="default" w:ascii="Times New Roman" w:hAnsi="Times New Roman" w:cs="Times New Roman"/>
+                <w:bCs/>
+              </w:rPr>
+            </w:pPr>
+            <w:r>
+              <w:rPr>
+                <w:rFonts w:hint="default" w:ascii="Times New Roman" w:hAnsi="Times New Roman" w:eastAsia="SimSun" w:cs="Times New Roman"/>
+                <w:bCs/>
+                <w:lang w:val="ru" w:bidi="ar"/>
+              </w:rPr>
+              <w:t>O‘zMSt IEC 61000-4-3:2023</w:t>
+            </w:r>
+          </w:p>
+          <w:p>
+            <w:pPr>
+              <w:jc w:val="center"/>
+              <w:rPr>
+                <w:rFonts w:hint="default" w:ascii="Times New Roman" w:hAnsi="Times New Roman" w:cs="Times New Roman"/>
+                <w:bCs/>
+                <w:sz w:val="24"/>
+                <w:szCs w:val="24"/>
+                <w:lang w:val="uz-Cyrl-UZ"/>
+              </w:rPr>
+            </w:pPr>
+            <w:bookmarkStart w:id="0" w:name="_GoBack"/>
+            <w:bookmarkEnd w:id="0"/>
+            <w:r>
+              <w:rPr>
+                <w:rFonts w:hint="default" w:ascii="Times New Roman" w:hAnsi="Times New Roman" w:eastAsia="SimSun" w:cs="Times New Roman"/>
+                <w:bCs/>
+                <w:lang w:val="ru" w:bidi="ar"/>
+              </w:rPr>
+              <w:t>раздел 8</w:t>
             </w:r>
           </w:p>
         </w:tc>
       </w:tr>
     </w:tbl>
-    <w:p>
-      <w:bookmarkStart w:id="0" w:name="_GoBack"/>
-      <w:bookmarkEnd w:id="0"/>
-    </w:p>
+    <w:p/>
     <w:sectPr>
       <w:pgSz w:w="11906" w:h="16838"/>
       <w:pgMar w:top="1440" w:right="1800" w:bottom="1440" w:left="1800" w:header="720" w:footer="720" w:gutter="0"/>
@@ -478,6 +497,56 @@
     </w:sectPr>
   </w:body>
 </w:document>
+</file>
+
+<file path=word/endnotes.xml><?xml version="1.0" encoding="utf-8"?>
+<w:endnotes xmlns:wpc="http://schemas.microsoft.com/office/word/2010/wordprocessingCanvas" xmlns:mc="http://schemas.openxmlformats.org/markup-compatibility/2006" xmlns:o="urn:schemas-microsoft-com:office:office" xmlns:r="http://schemas.openxmlformats.org/officeDocument/2006/relationships" xmlns:m="http://schemas.openxmlformats.org/officeDocument/2006/math" xmlns:v="urn:schemas-microsoft-com:vml" xmlns:wp14="http://schemas.microsoft.com/office/word/2010/wordprocessingDrawing" xmlns:wp="http://schemas.openxmlformats.org/drawingml/2006/wordprocessingDrawing" xmlns:w="http://schemas.openxmlformats.org/wordprocessingml/2006/main" xmlns:w14="http://schemas.microsoft.com/office/word/2010/wordml" xmlns:w15="http://schemas.microsoft.com/office/word/2012/wordml" xmlns:w10="urn:schemas-microsoft-com:office:word" xmlns:wpg="http://schemas.microsoft.com/office/word/2010/wordprocessingGroup" xmlns:wpi="http://schemas.microsoft.com/office/word/2010/wordprocessingInk" xmlns:wne="http://schemas.microsoft.com/office/word/2006/wordml" xmlns:wps="http://schemas.microsoft.com/office/word/2010/wordprocessingShape" xmlns:wpsCustomData="http://www.wps.cn/officeDocument/2013/wpsCustomData" mc:Ignorable="w14 w15 wp14">
+  <w:endnote w:type="separator" w:id="0">
+    <w:p>
+      <w:pPr>
+        <w:spacing w:line="240" w:lineRule="auto"/>
+      </w:pPr>
+      <w:r>
+        <w:separator/>
+      </w:r>
+    </w:p>
+  </w:endnote>
+  <w:endnote w:type="continuationSeparator" w:id="1">
+    <w:p>
+      <w:pPr>
+        <w:spacing w:line="240" w:lineRule="auto"/>
+      </w:pPr>
+      <w:r>
+        <w:continuationSeparator/>
+      </w:r>
+    </w:p>
+  </w:endnote>
+</w:endnotes>
+</file>
+
+<file path=word/footnotes.xml><?xml version="1.0" encoding="utf-8"?>
+<w:footnotes xmlns:wpc="http://schemas.microsoft.com/office/word/2010/wordprocessingCanvas" xmlns:mc="http://schemas.openxmlformats.org/markup-compatibility/2006" xmlns:o="urn:schemas-microsoft-com:office:office" xmlns:r="http://schemas.openxmlformats.org/officeDocument/2006/relationships" xmlns:m="http://schemas.openxmlformats.org/officeDocument/2006/math" xmlns:v="urn:schemas-microsoft-com:vml" xmlns:wp14="http://schemas.microsoft.com/office/word/2010/wordprocessingDrawing" xmlns:wp="http://schemas.openxmlformats.org/drawingml/2006/wordprocessingDrawing" xmlns:w="http://schemas.openxmlformats.org/wordprocessingml/2006/main" xmlns:w14="http://schemas.microsoft.com/office/word/2010/wordml" xmlns:w15="http://schemas.microsoft.com/office/word/2012/wordml" xmlns:w10="urn:schemas-microsoft-com:office:word" xmlns:wpg="http://schemas.microsoft.com/office/word/2010/wordprocessingGroup" xmlns:wpi="http://schemas.microsoft.com/office/word/2010/wordprocessingInk" xmlns:wne="http://schemas.microsoft.com/office/word/2006/wordml" xmlns:wps="http://schemas.microsoft.com/office/word/2010/wordprocessingShape" xmlns:wpsCustomData="http://www.wps.cn/officeDocument/2013/wpsCustomData" mc:Ignorable="w14 w15 wp14">
+  <w:footnote w:type="separator" w:id="0">
+    <w:p>
+      <w:pPr>
+        <w:spacing w:before="0" w:after="0" w:line="259" w:lineRule="auto"/>
+      </w:pPr>
+      <w:r>
+        <w:separator/>
+      </w:r>
+    </w:p>
+  </w:footnote>
+  <w:footnote w:type="continuationSeparator" w:id="1">
+    <w:p>
+      <w:pPr>
+        <w:spacing w:before="0" w:after="0" w:line="259" w:lineRule="auto"/>
+      </w:pPr>
+      <w:r>
+        <w:continuationSeparator/>
+      </w:r>
+    </w:p>
+  </w:footnote>
+</w:footnotes>
 </file>
 
 <file path=word/styles.xml><?xml version="1.0" encoding="utf-8"?>
@@ -646,9 +715,14 @@
     <w:name w:val="Normal"/>
     <w:qFormat/>
     <w:uiPriority w:val="0"/>
+    <w:pPr>
+      <w:spacing w:after="160" w:line="259" w:lineRule="auto"/>
+    </w:pPr>
     <w:rPr>
-      <w:rFonts w:asciiTheme="minorHAnsi" w:hAnsiTheme="minorHAnsi" w:eastAsiaTheme="minorEastAsia" w:cstheme="minorBidi"/>
-      <w:lang w:val="en-US" w:eastAsia="zh-CN" w:bidi="ar-SA"/>
+      <w:rFonts w:asciiTheme="minorHAnsi" w:hAnsiTheme="minorHAnsi" w:eastAsiaTheme="minorHAnsi" w:cstheme="minorBidi"/>
+      <w:sz w:val="22"/>
+      <w:szCs w:val="22"/>
+      <w:lang w:val="ru-RU" w:eastAsia="en-US" w:bidi="ar-SA"/>
     </w:rPr>
   </w:style>
   <w:style w:type="character" w:default="1" w:styleId="2">
